--- a/Toy_Instructions/Water_Nerf_Gun/Memovan_Electric_Water_Gun/Memovan_Electric_Water_Gun_Maker_Guide.docx
+++ b/Toy_Instructions/Water_Nerf_Gun/Memovan_Electric_Water_Gun/Memovan_Electric_Water_Gun_Maker_Guide.docx
@@ -394,12 +394,43 @@
           </w:p>
           <w:p>
             <w:pPr>
-              <w:pStyle w:val="ListParagraph"/>
-              <w:rPr>
-                <w:sz w:val="24"/>
-                <w:szCs w:val="24"/>
-              </w:rPr>
-            </w:pPr>
+              <w:rPr>
+                <w:sz w:val="24"/>
+                <w:szCs w:val="24"/>
+              </w:rPr>
+            </w:pPr>
+          </w:p>
+          <w:p>
+            <w:pPr>
+              <w:rPr>
+                <w:sz w:val="28"/>
+                <w:szCs w:val="28"/>
+              </w:rPr>
+            </w:pPr>
+            <w:r>
+              <w:rPr>
+                <w:sz w:val="24"/>
+                <w:szCs w:val="24"/>
+              </w:rPr>
+              <w:t xml:space="preserve">Refer to the </w:t>
+            </w:r>
+            <w:hyperlink r:id="rId14" w:history="1">
+              <w:r>
+                <w:rPr>
+                  <w:rStyle w:val="Hyperlink"/>
+                  <w:sz w:val="24"/>
+                  <w:szCs w:val="24"/>
+                </w:rPr>
+                <w:t>Tool and Component List</w:t>
+              </w:r>
+            </w:hyperlink>
+            <w:r>
+              <w:rPr>
+                <w:sz w:val="24"/>
+                <w:szCs w:val="24"/>
+              </w:rPr>
+              <w:t xml:space="preserve"> for purchasing details.</w:t>
+            </w:r>
           </w:p>
           <w:p>
             <w:pPr>
@@ -644,7 +675,7 @@
                           <pic:cNvPicPr/>
                         </pic:nvPicPr>
                         <pic:blipFill>
-                          <a:blip r:embed="rId14" cstate="print">
+                          <a:blip r:embed="rId15" cstate="print">
                             <a:extLst>
                               <a:ext uri="{28A0092B-C50C-407E-A947-70E740481C1C}">
                                 <a14:useLocalDpi xmlns:a14="http://schemas.microsoft.com/office/drawing/2010/main" val="0"/>
@@ -692,7 +723,7 @@
                           <pic:cNvPicPr/>
                         </pic:nvPicPr>
                         <pic:blipFill>
-                          <a:blip r:embed="rId15" cstate="print">
+                          <a:blip r:embed="rId16" cstate="print">
                             <a:extLst>
                               <a:ext uri="{28A0092B-C50C-407E-A947-70E740481C1C}">
                                 <a14:useLocalDpi xmlns:a14="http://schemas.microsoft.com/office/drawing/2010/main" val="0"/>
@@ -886,7 +917,7 @@
                           <pic:cNvPicPr/>
                         </pic:nvPicPr>
                         <pic:blipFill>
-                          <a:blip r:embed="rId16" cstate="print">
+                          <a:blip r:embed="rId17" cstate="print">
                             <a:extLst>
                               <a:ext uri="{28A0092B-C50C-407E-A947-70E740481C1C}">
                                 <a14:useLocalDpi xmlns:a14="http://schemas.microsoft.com/office/drawing/2010/main" val="0"/>
@@ -1321,7 +1352,7 @@
                 <w:noProof/>
               </w:rPr>
               <w:drawing>
-                <wp:inline distT="0" distB="0" distL="0" distR="0" wp14:anchorId="348EE850" wp14:editId="03886595">
+                <wp:inline distT="0" distB="0" distL="0" distR="0" wp14:anchorId="348EE850" wp14:editId="69CB9286">
                   <wp:extent cx="2286000" cy="3049200"/>
                   <wp:effectExtent l="0" t="0" r="0" b="0"/>
                   <wp:docPr id="8" name="Picture 8"/>
@@ -1338,7 +1369,7 @@
                           </pic:cNvPicPr>
                         </pic:nvPicPr>
                         <pic:blipFill>
-                          <a:blip r:embed="rId17" cstate="print">
+                          <a:blip r:embed="rId18" cstate="print">
                             <a:extLst>
                               <a:ext uri="{28A0092B-C50C-407E-A947-70E740481C1C}">
                                 <a14:useLocalDpi xmlns:a14="http://schemas.microsoft.com/office/drawing/2010/main" val="0"/>
@@ -1599,7 +1630,7 @@
                 <w:noProof/>
               </w:rPr>
               <w:drawing>
-                <wp:anchor distT="0" distB="0" distL="114300" distR="114300" simplePos="0" relativeHeight="251658240" behindDoc="0" locked="0" layoutInCell="1" allowOverlap="1" wp14:anchorId="40399F9A" wp14:editId="316B7C32">
+                <wp:anchor distT="0" distB="0" distL="114300" distR="114300" simplePos="0" relativeHeight="251658240" behindDoc="0" locked="0" layoutInCell="1" allowOverlap="1" wp14:anchorId="40399F9A" wp14:editId="5C55FCAE">
                   <wp:simplePos x="0" y="0"/>
                   <wp:positionH relativeFrom="column">
                     <wp:posOffset>-3810</wp:posOffset>
@@ -1624,7 +1655,7 @@
                           </pic:cNvPicPr>
                         </pic:nvPicPr>
                         <pic:blipFill>
-                          <a:blip r:embed="rId18" cstate="print">
+                          <a:blip r:embed="rId19" cstate="print">
                             <a:extLst>
                               <a:ext uri="{28A0092B-C50C-407E-A947-70E740481C1C}">
                                 <a14:useLocalDpi xmlns:a14="http://schemas.microsoft.com/office/drawing/2010/main" val="0"/>
@@ -1945,7 +1976,7 @@
                 <w:noProof/>
               </w:rPr>
               <w:drawing>
-                <wp:inline distT="0" distB="0" distL="0" distR="0" wp14:anchorId="56C96ACA" wp14:editId="29014973">
+                <wp:inline distT="0" distB="0" distL="0" distR="0" wp14:anchorId="56C96ACA" wp14:editId="7B6E94F9">
                   <wp:extent cx="3049200" cy="2286000"/>
                   <wp:effectExtent l="0" t="0" r="0" b="0"/>
                   <wp:docPr id="10" name="Picture 10"/>
@@ -1962,7 +1993,7 @@
                           </pic:cNvPicPr>
                         </pic:nvPicPr>
                         <pic:blipFill>
-                          <a:blip r:embed="rId19" cstate="print">
+                          <a:blip r:embed="rId20" cstate="print">
                             <a:extLst>
                               <a:ext uri="{28A0092B-C50C-407E-A947-70E740481C1C}">
                                 <a14:useLocalDpi xmlns:a14="http://schemas.microsoft.com/office/drawing/2010/main" val="0"/>
@@ -2214,7 +2245,7 @@
                           <pic:cNvPicPr/>
                         </pic:nvPicPr>
                         <pic:blipFill>
-                          <a:blip r:embed="rId20" cstate="print">
+                          <a:blip r:embed="rId21" cstate="print">
                             <a:extLst>
                               <a:ext uri="{28A0092B-C50C-407E-A947-70E740481C1C}">
                                 <a14:useLocalDpi xmlns:a14="http://schemas.microsoft.com/office/drawing/2010/main" val="0"/>
@@ -2339,7 +2370,7 @@
                           <pic:cNvPicPr/>
                         </pic:nvPicPr>
                         <pic:blipFill>
-                          <a:blip r:embed="rId21" cstate="print">
+                          <a:blip r:embed="rId22" cstate="print">
                             <a:extLst>
                               <a:ext uri="{28A0092B-C50C-407E-A947-70E740481C1C}">
                                 <a14:useLocalDpi xmlns:a14="http://schemas.microsoft.com/office/drawing/2010/main" val="0"/>
@@ -2498,7 +2529,7 @@
                           <pic:cNvPicPr/>
                         </pic:nvPicPr>
                         <pic:blipFill>
-                          <a:blip r:embed="rId22" cstate="print">
+                          <a:blip r:embed="rId23" cstate="print">
                             <a:extLst>
                               <a:ext uri="{28A0092B-C50C-407E-A947-70E740481C1C}">
                                 <a14:useLocalDpi xmlns:a14="http://schemas.microsoft.com/office/drawing/2010/main" val="0"/>
@@ -2735,7 +2766,7 @@
                           <pic:cNvPicPr/>
                         </pic:nvPicPr>
                         <pic:blipFill>
-                          <a:blip r:embed="rId23" cstate="print">
+                          <a:blip r:embed="rId24" cstate="print">
                             <a:extLst>
                               <a:ext uri="{28A0092B-C50C-407E-A947-70E740481C1C}">
                                 <a14:useLocalDpi xmlns:a14="http://schemas.microsoft.com/office/drawing/2010/main" val="0"/>
@@ -2837,7 +2868,7 @@
                           <pic:cNvPicPr/>
                         </pic:nvPicPr>
                         <pic:blipFill rotWithShape="1">
-                          <a:blip r:embed="rId24" cstate="print">
+                          <a:blip r:embed="rId25" cstate="print">
                             <a:extLst>
                               <a:ext uri="{28A0092B-C50C-407E-A947-70E740481C1C}">
                                 <a14:useLocalDpi xmlns:a14="http://schemas.microsoft.com/office/drawing/2010/main" val="0"/>
@@ -2969,7 +3000,7 @@
                           <pic:cNvPicPr/>
                         </pic:nvPicPr>
                         <pic:blipFill>
-                          <a:blip r:embed="rId25" cstate="print">
+                          <a:blip r:embed="rId26" cstate="print">
                             <a:extLst>
                               <a:ext uri="{28A0092B-C50C-407E-A947-70E740481C1C}">
                                 <a14:useLocalDpi xmlns:a14="http://schemas.microsoft.com/office/drawing/2010/main" val="0"/>
@@ -3116,7 +3147,7 @@
                           <pic:cNvPicPr/>
                         </pic:nvPicPr>
                         <pic:blipFill>
-                          <a:blip r:embed="rId26" cstate="print">
+                          <a:blip r:embed="rId27" cstate="print">
                             <a:extLst>
                               <a:ext uri="{28A0092B-C50C-407E-A947-70E740481C1C}">
                                 <a14:useLocalDpi xmlns:a14="http://schemas.microsoft.com/office/drawing/2010/main" val="0"/>
@@ -3304,7 +3335,7 @@
                           <pic:cNvPicPr/>
                         </pic:nvPicPr>
                         <pic:blipFill>
-                          <a:blip r:embed="rId27" cstate="print">
+                          <a:blip r:embed="rId28" cstate="print">
                             <a:extLst>
                               <a:ext uri="{28A0092B-C50C-407E-A947-70E740481C1C}">
                                 <a14:useLocalDpi xmlns:a14="http://schemas.microsoft.com/office/drawing/2010/main" val="0"/>
@@ -3439,7 +3470,7 @@
                           <pic:cNvPicPr/>
                         </pic:nvPicPr>
                         <pic:blipFill>
-                          <a:blip r:embed="rId28" cstate="print">
+                          <a:blip r:embed="rId29" cstate="print">
                             <a:extLst>
                               <a:ext uri="{28A0092B-C50C-407E-A947-70E740481C1C}">
                                 <a14:useLocalDpi xmlns:a14="http://schemas.microsoft.com/office/drawing/2010/main" val="0"/>
@@ -3490,7 +3521,7 @@
                           <pic:cNvPicPr/>
                         </pic:nvPicPr>
                         <pic:blipFill>
-                          <a:blip r:embed="rId29" cstate="print">
+                          <a:blip r:embed="rId30" cstate="print">
                             <a:extLst>
                               <a:ext uri="{28A0092B-C50C-407E-A947-70E740481C1C}">
                                 <a14:useLocalDpi xmlns:a14="http://schemas.microsoft.com/office/drawing/2010/main" val="0"/>
@@ -3570,8 +3601,8 @@
     </w:tbl>
     <w:p/>
     <w:sectPr>
-      <w:headerReference w:type="default" r:id="rId30"/>
-      <w:footerReference w:type="default" r:id="rId31"/>
+      <w:headerReference w:type="default" r:id="rId31"/>
+      <w:footerReference w:type="default" r:id="rId32"/>
       <w:pgSz w:w="12240" w:h="15840"/>
       <w:pgMar w:top="1440" w:right="1440" w:bottom="1440" w:left="1440" w:header="720" w:footer="708" w:gutter="0"/>
       <w:cols w:space="708"/>
@@ -6462,10 +6493,6 @@
 </file>
 
 <file path=customXml/item1.xml><?xml version="1.0" encoding="utf-8"?>
-<b:Sources xmlns:b="http://schemas.openxmlformats.org/officeDocument/2006/bibliography" xmlns="http://schemas.openxmlformats.org/officeDocument/2006/bibliography" SelectedStyle="\APASixthEditionOfficeOnline.xsl" StyleName="APA" Version="6"/>
-</file>
-
-<file path=customXml/item2.xml><?xml version="1.0" encoding="utf-8"?>
 <ct:contentTypeSchema xmlns:ct="http://schemas.microsoft.com/office/2006/metadata/contentType" xmlns:ma="http://schemas.microsoft.com/office/2006/metadata/properties/metaAttributes" ct:_="" ma:_="" ma:contentTypeName="Document" ma:contentTypeID="0x010100456CAEA290209545A9F8681F83603874" ma:contentTypeVersion="19" ma:contentTypeDescription="Create a new document." ma:contentTypeScope="" ma:versionID="4bf10bb897fc0ef406baa02b9d664253">
   <xsd:schema xmlns:xsd="http://www.w3.org/2001/XMLSchema" xmlns:xs="http://www.w3.org/2001/XMLSchema" xmlns:p="http://schemas.microsoft.com/office/2006/metadata/properties" xmlns:ns2="8cf100d1-0775-4feb-8634-62999c4541bc" xmlns:ns3="38b325e6-602c-452a-8617-173bf47082c5" targetNamespace="http://schemas.microsoft.com/office/2006/metadata/properties" ma:root="true" ma:fieldsID="1c6be4edf2b996d6a6f54fa7c1dd8d7b" ns2:_="" ns3:_="">
     <xsd:import namespace="8cf100d1-0775-4feb-8634-62999c4541bc"/>
@@ -6720,16 +6747,11 @@
 </ct:contentTypeSchema>
 </file>
 
-<file path=customXml/item3.xml><?xml version="1.0" encoding="utf-8"?>
-<?mso-contentType ?>
-<FormTemplates xmlns="http://schemas.microsoft.com/sharepoint/v3/contenttype/forms">
-  <Display>DocumentLibraryForm</Display>
-  <Edit>DocumentLibraryForm</Edit>
-  <New>DocumentLibraryForm</New>
-</FormTemplates>
+<file path=customXml/item2.xml><?xml version="1.0" encoding="utf-8"?>
+<b:Sources xmlns:b="http://schemas.openxmlformats.org/officeDocument/2006/bibliography" xmlns="http://schemas.openxmlformats.org/officeDocument/2006/bibliography" SelectedStyle="\APASixthEditionOfficeOnline.xsl" StyleName="APA" Version="6"/>
 </file>
 
-<file path=customXml/item4.xml><?xml version="1.0" encoding="utf-8"?>
+<file path=customXml/item3.xml><?xml version="1.0" encoding="utf-8"?>
 <p:properties xmlns:p="http://schemas.microsoft.com/office/2006/metadata/properties" xmlns:xsi="http://www.w3.org/2001/XMLSchema-instance" xmlns:pc="http://schemas.microsoft.com/office/infopath/2007/PartnerControls">
   <documentManagement>
     <TaxCatchAll xmlns="38b325e6-602c-452a-8617-173bf47082c5" xsi:nil="true"/>
@@ -6740,15 +6762,16 @@
 </p:properties>
 </file>
 
-<file path=customXml/itemProps1.xml><?xml version="1.0" encoding="utf-8"?>
-<ds:datastoreItem xmlns:ds="http://schemas.openxmlformats.org/officeDocument/2006/customXml" ds:itemID="{C438ADBA-56D5-474C-BF2C-97C24DDF66BD}">
-  <ds:schemaRefs>
-    <ds:schemaRef ds:uri="http://schemas.openxmlformats.org/officeDocument/2006/bibliography"/>
-  </ds:schemaRefs>
-</ds:datastoreItem>
+<file path=customXml/item4.xml><?xml version="1.0" encoding="utf-8"?>
+<?mso-contentType ?>
+<FormTemplates xmlns="http://schemas.microsoft.com/sharepoint/v3/contenttype/forms">
+  <Display>DocumentLibraryForm</Display>
+  <Edit>DocumentLibraryForm</Edit>
+  <New>DocumentLibraryForm</New>
+</FormTemplates>
 </file>
 
-<file path=customXml/itemProps2.xml><?xml version="1.0" encoding="utf-8"?>
+<file path=customXml/itemProps1.xml><?xml version="1.0" encoding="utf-8"?>
 <ds:datastoreItem xmlns:ds="http://schemas.openxmlformats.org/officeDocument/2006/customXml" ds:itemID="{3DEE527E-B756-4990-9813-2EE55F19B6B3}">
   <ds:schemaRefs>
     <ds:schemaRef ds:uri="http://schemas.microsoft.com/office/2006/metadata/contentType"/>
@@ -6767,27 +6790,35 @@
 </ds:datastoreItem>
 </file>
 
+<file path=customXml/itemProps2.xml><?xml version="1.0" encoding="utf-8"?>
+<ds:datastoreItem xmlns:ds="http://schemas.openxmlformats.org/officeDocument/2006/customXml" ds:itemID="{C438ADBA-56D5-474C-BF2C-97C24DDF66BD}">
+  <ds:schemaRefs>
+    <ds:schemaRef ds:uri="http://schemas.openxmlformats.org/officeDocument/2006/bibliography"/>
+  </ds:schemaRefs>
+</ds:datastoreItem>
+</file>
+
 <file path=customXml/itemProps3.xml><?xml version="1.0" encoding="utf-8"?>
+<ds:datastoreItem xmlns:ds="http://schemas.openxmlformats.org/officeDocument/2006/customXml" ds:itemID="{3A085C18-819E-4466-9494-DD461C39C2B0}">
+  <ds:schemaRefs>
+    <ds:schemaRef ds:uri="http://purl.org/dc/elements/1.1/"/>
+    <ds:schemaRef ds:uri="http://schemas.openxmlformats.org/package/2006/metadata/core-properties"/>
+    <ds:schemaRef ds:uri="http://www.w3.org/XML/1998/namespace"/>
+    <ds:schemaRef ds:uri="http://schemas.microsoft.com/office/2006/documentManagement/types"/>
+    <ds:schemaRef ds:uri="http://purl.org/dc/terms/"/>
+    <ds:schemaRef ds:uri="http://schemas.microsoft.com/office/2006/metadata/properties"/>
+    <ds:schemaRef ds:uri="http://schemas.microsoft.com/office/infopath/2007/PartnerControls"/>
+    <ds:schemaRef ds:uri="38b325e6-602c-452a-8617-173bf47082c5"/>
+    <ds:schemaRef ds:uri="8cf100d1-0775-4feb-8634-62999c4541bc"/>
+    <ds:schemaRef ds:uri="http://purl.org/dc/dcmitype/"/>
+  </ds:schemaRefs>
+</ds:datastoreItem>
+</file>
+
+<file path=customXml/itemProps4.xml><?xml version="1.0" encoding="utf-8"?>
 <ds:datastoreItem xmlns:ds="http://schemas.openxmlformats.org/officeDocument/2006/customXml" ds:itemID="{2585761D-1AE9-4796-83E7-A2FC381967AF}">
   <ds:schemaRefs>
     <ds:schemaRef ds:uri="http://schemas.microsoft.com/sharepoint/v3/contenttype/forms"/>
   </ds:schemaRefs>
 </ds:datastoreItem>
-</file>
-
-<file path=customXml/itemProps4.xml><?xml version="1.0" encoding="utf-8"?>
-<ds:datastoreItem xmlns:ds="http://schemas.openxmlformats.org/officeDocument/2006/customXml" ds:itemID="{3A085C18-819E-4466-9494-DD461C39C2B0}">
-  <ds:schemaRefs>
-    <ds:schemaRef ds:uri="http://schemas.microsoft.com/office/2006/documentManagement/types"/>
-    <ds:schemaRef ds:uri="http://purl.org/dc/elements/1.1/"/>
-    <ds:schemaRef ds:uri="http://www.w3.org/XML/1998/namespace"/>
-    <ds:schemaRef ds:uri="http://purl.org/dc/dcmitype/"/>
-    <ds:schemaRef ds:uri="http://purl.org/dc/terms/"/>
-    <ds:schemaRef ds:uri="http://schemas.microsoft.com/office/infopath/2007/PartnerControls"/>
-    <ds:schemaRef ds:uri="8cf100d1-0775-4feb-8634-62999c4541bc"/>
-    <ds:schemaRef ds:uri="http://schemas.openxmlformats.org/package/2006/metadata/core-properties"/>
-    <ds:schemaRef ds:uri="38b325e6-602c-452a-8617-173bf47082c5"/>
-    <ds:schemaRef ds:uri="http://schemas.microsoft.com/office/2006/metadata/properties"/>
-  </ds:schemaRefs>
-</ds:datastoreItem>
 </file>